--- a/drafts/pnas:ecolets/old/draftOct2025figures.docx
+++ b/drafts/pnas:ecolets/old/draftOct2025figures.docx
@@ -30,7 +30,7 @@
                     <pic:cNvPicPr/>
                   </pic:nvPicPr>
                   <pic:blipFill>
-                    <a:blip r:embed="rId4" cstate="print">
+                    <a:blip r:embed="rId5" cstate="print">
                       <a:extLst>
                         <a:ext uri="{28A0092B-C50C-407E-A947-70E740481C1C}">
                           <a14:useLocalDpi xmlns:a14="http://schemas.microsoft.com/office/drawing/2010/main" val="0"/>
@@ -73,14 +73,150 @@
       <w:r>
         <w:rPr>
           <w:rFonts w:ascii="Times New Roman" w:hAnsi="Times New Roman" w:cs="Times New Roman"/>
-        </w:rPr>
-        <w:t xml:space="preserve">Figure 1: </w:t>
-      </w:r>
-      <w:r>
-        <w:rPr>
-          <w:rFonts w:ascii="Times New Roman" w:hAnsi="Times New Roman" w:cs="Times New Roman"/>
-        </w:rPr>
-        <w:t>The full species range (a) for pinyon jays (pink region; data from eBird Status and Trends) with our study region indicated by darker borders (“US Southwest”, including Arizona, Colorado, New Mexico, and Utah). The range of two-needled pinyon (b) in our study region. Sampling density (c; in checklists km</w:t>
+          <w:b/>
+          <w:bCs/>
+        </w:rPr>
+        <w:t>Figure 1</w:t>
+      </w:r>
+      <w:r>
+        <w:rPr>
+          <w:rFonts w:ascii="Times New Roman" w:hAnsi="Times New Roman" w:cs="Times New Roman"/>
+          <w:b/>
+          <w:bCs/>
+        </w:rPr>
+        <w:t>.</w:t>
+      </w:r>
+      <w:r>
+        <w:rPr>
+          <w:rFonts w:ascii="Times New Roman" w:hAnsi="Times New Roman" w:cs="Times New Roman"/>
+        </w:rPr>
+        <w:t xml:space="preserve"> </w:t>
+      </w:r>
+      <w:r>
+        <w:rPr>
+          <w:rFonts w:ascii="Times New Roman" w:hAnsi="Times New Roman" w:cs="Times New Roman"/>
+        </w:rPr>
+        <w:t xml:space="preserve">The full species range </w:t>
+      </w:r>
+      <w:r>
+        <w:rPr>
+          <w:rFonts w:ascii="Times New Roman" w:hAnsi="Times New Roman" w:cs="Times New Roman"/>
+        </w:rPr>
+        <w:t xml:space="preserve">for </w:t>
+      </w:r>
+      <w:r>
+        <w:rPr>
+          <w:rFonts w:ascii="Times New Roman" w:hAnsi="Times New Roman" w:cs="Times New Roman"/>
+          <w:b/>
+          <w:bCs/>
+        </w:rPr>
+        <w:t>(a)</w:t>
+      </w:r>
+      <w:r>
+        <w:rPr>
+          <w:rFonts w:ascii="Times New Roman" w:hAnsi="Times New Roman" w:cs="Times New Roman"/>
+        </w:rPr>
+        <w:t xml:space="preserve"> pinyon jays (pink region; data from eBird Status and Trends)</w:t>
+      </w:r>
+      <w:r>
+        <w:rPr>
+          <w:rFonts w:ascii="Times New Roman" w:hAnsi="Times New Roman" w:cs="Times New Roman"/>
+        </w:rPr>
+        <w:t>,</w:t>
+      </w:r>
+      <w:r>
+        <w:rPr>
+          <w:rFonts w:ascii="Times New Roman" w:hAnsi="Times New Roman" w:cs="Times New Roman"/>
+        </w:rPr>
+        <w:t xml:space="preserve"> with our study region </w:t>
+      </w:r>
+      <w:r>
+        <w:rPr>
+          <w:rFonts w:ascii="Times New Roman" w:hAnsi="Times New Roman" w:cs="Times New Roman"/>
+        </w:rPr>
+        <w:t xml:space="preserve">delineated </w:t>
+      </w:r>
+      <w:r>
+        <w:rPr>
+          <w:rFonts w:ascii="Times New Roman" w:hAnsi="Times New Roman" w:cs="Times New Roman"/>
+        </w:rPr>
+        <w:t xml:space="preserve">by </w:t>
+      </w:r>
+      <w:r>
+        <w:rPr>
+          <w:rFonts w:ascii="Times New Roman" w:hAnsi="Times New Roman" w:cs="Times New Roman"/>
+        </w:rPr>
+        <w:t xml:space="preserve">the </w:t>
+      </w:r>
+      <w:r>
+        <w:rPr>
+          <w:rFonts w:ascii="Times New Roman" w:hAnsi="Times New Roman" w:cs="Times New Roman"/>
+        </w:rPr>
+        <w:t>darker borders (</w:t>
+      </w:r>
+      <w:r>
+        <w:rPr>
+          <w:rFonts w:ascii="Times New Roman" w:hAnsi="Times New Roman" w:cs="Times New Roman"/>
+        </w:rPr>
+        <w:t>s</w:t>
+      </w:r>
+      <w:r>
+        <w:rPr>
+          <w:rFonts w:ascii="Times New Roman" w:hAnsi="Times New Roman" w:cs="Times New Roman"/>
+        </w:rPr>
+        <w:t>outhwest</w:t>
+      </w:r>
+      <w:r>
+        <w:rPr>
+          <w:rFonts w:ascii="Times New Roman" w:hAnsi="Times New Roman" w:cs="Times New Roman"/>
+        </w:rPr>
+        <w:t xml:space="preserve">ern USA, </w:t>
+      </w:r>
+      <w:r>
+        <w:rPr>
+          <w:rFonts w:ascii="Times New Roman" w:hAnsi="Times New Roman" w:cs="Times New Roman"/>
+        </w:rPr>
+        <w:t xml:space="preserve">including Arizona, Colorado, New Mexico, and Utah). The range of two-needled pinyon </w:t>
+      </w:r>
+      <w:r>
+        <w:rPr>
+          <w:rFonts w:ascii="Times New Roman" w:hAnsi="Times New Roman" w:cs="Times New Roman"/>
+          <w:b/>
+          <w:bCs/>
+        </w:rPr>
+        <w:t xml:space="preserve">(b) </w:t>
+      </w:r>
+      <w:r>
+        <w:rPr>
+          <w:rFonts w:ascii="Times New Roman" w:hAnsi="Times New Roman" w:cs="Times New Roman"/>
+        </w:rPr>
+        <w:t>in our study region</w:t>
+      </w:r>
+      <w:r>
+        <w:rPr>
+          <w:rFonts w:ascii="Times New Roman" w:hAnsi="Times New Roman" w:cs="Times New Roman"/>
+        </w:rPr>
+        <w:t xml:space="preserve">, along with the </w:t>
+      </w:r>
+      <w:r>
+        <w:rPr>
+          <w:rFonts w:ascii="Times New Roman" w:hAnsi="Times New Roman" w:cs="Times New Roman"/>
+          <w:b/>
+          <w:bCs/>
+        </w:rPr>
+        <w:t xml:space="preserve">(c) </w:t>
+      </w:r>
+      <w:r>
+        <w:rPr>
+          <w:rFonts w:ascii="Times New Roman" w:hAnsi="Times New Roman" w:cs="Times New Roman"/>
+        </w:rPr>
+        <w:t>s</w:t>
+      </w:r>
+      <w:r>
+        <w:rPr>
+          <w:rFonts w:ascii="Times New Roman" w:hAnsi="Times New Roman" w:cs="Times New Roman"/>
+        </w:rPr>
+        <w:t>ampling density (in checklists km</w:t>
       </w:r>
       <w:r>
         <w:rPr>
@@ -93,7 +229,19 @@
         <w:rPr>
           <w:rFonts w:ascii="Times New Roman" w:hAnsi="Times New Roman" w:cs="Times New Roman"/>
         </w:rPr>
-        <w:t>) across all years of eBird data (2010-2022) after spatial and temporal subsampling and filtering checklists only to areas with two-needle pinyon basal area.</w:t>
+        <w:t xml:space="preserve">) across all years </w:t>
+      </w:r>
+      <w:r>
+        <w:rPr>
+          <w:rFonts w:ascii="Times New Roman" w:hAnsi="Times New Roman" w:cs="Times New Roman"/>
+        </w:rPr>
+        <w:t xml:space="preserve">for pinyon jay based on </w:t>
+      </w:r>
+      <w:r>
+        <w:rPr>
+          <w:rFonts w:ascii="Times New Roman" w:hAnsi="Times New Roman" w:cs="Times New Roman"/>
+        </w:rPr>
+        <w:t>eBird data (2010-2022) after spatial and temporal subsampling and filtering checklists to areas with two-needle pinyon basal area.</w:t>
       </w:r>
     </w:p>
     <w:p>
@@ -101,6 +249,21 @@
         <w:rPr>
           <w:rFonts w:ascii="Times New Roman" w:hAnsi="Times New Roman" w:cs="Times New Roman"/>
         </w:rPr>
+      </w:pPr>
+    </w:p>
+    <w:p>
+      <w:pPr>
+        <w:pStyle w:val="ImageCaption"/>
+        <w:rPr>
+          <w:ins w:id="0" w:author="Kiona Ogle" w:date="2025-10-18T12:34:00Z" w16du:dateUtc="2025-10-18T19:34:00Z"/>
+          <w:rFonts w:cs="Times New Roman"/>
+        </w:rPr>
+        <w:sectPr>
+          <w:pgSz w:w="12240" w:h="15840"/>
+          <w:pgMar w:top="1440" w:right="1440" w:bottom="1440" w:left="1440" w:header="720" w:footer="720" w:gutter="0"/>
+          <w:cols w:space="720"/>
+          <w:docGrid w:linePitch="360"/>
+        </w:sectPr>
       </w:pPr>
     </w:p>
     <w:p>
@@ -121,10 +284,10 @@
           <w14:ligatures w14:val="standardContextual"/>
         </w:rPr>
         <w:drawing>
-          <wp:inline distT="0" distB="0" distL="0" distR="0" wp14:anchorId="7E145178" wp14:editId="527EA7DF">
-            <wp:extent cx="5943600" cy="3367405"/>
+          <wp:inline distT="0" distB="0" distL="0" distR="0" wp14:anchorId="7898933F" wp14:editId="6A071BA8">
+            <wp:extent cx="5943600" cy="1856740"/>
             <wp:effectExtent l="0" t="0" r="0" b="0"/>
-            <wp:docPr id="1749704766" name="Picture 5"/>
+            <wp:docPr id="775264723" name="Picture 1" descr="A diagram of different seasons&#10;&#10;AI-generated content may be incorrect."/>
             <wp:cNvGraphicFramePr>
               <a:graphicFrameLocks xmlns:a="http://schemas.openxmlformats.org/drawingml/2006/main" noChangeAspect="1"/>
             </wp:cNvGraphicFramePr>
@@ -132,132 +295,7 @@
               <a:graphicData uri="http://schemas.openxmlformats.org/drawingml/2006/picture">
                 <pic:pic xmlns:pic="http://schemas.openxmlformats.org/drawingml/2006/picture">
                   <pic:nvPicPr>
-                    <pic:cNvPr id="1749704766" name="Picture 1749704766"/>
-                    <pic:cNvPicPr/>
-                  </pic:nvPicPr>
-                  <pic:blipFill>
-                    <a:blip r:embed="rId5" cstate="print">
-                      <a:extLst>
-                        <a:ext uri="{28A0092B-C50C-407E-A947-70E740481C1C}">
-                          <a14:useLocalDpi xmlns:a14="http://schemas.microsoft.com/office/drawing/2010/main" val="0"/>
-                        </a:ext>
-                      </a:extLst>
-                    </a:blip>
-                    <a:stretch>
-                      <a:fillRect/>
-                    </a:stretch>
-                  </pic:blipFill>
-                  <pic:spPr>
-                    <a:xfrm>
-                      <a:off x="0" y="0"/>
-                      <a:ext cx="5943600" cy="3367405"/>
-                    </a:xfrm>
-                    <a:prstGeom prst="rect">
-                      <a:avLst/>
-                    </a:prstGeom>
-                  </pic:spPr>
-                </pic:pic>
-              </a:graphicData>
-            </a:graphic>
-          </wp:inline>
-        </w:drawing>
-      </w:r>
-    </w:p>
-    <w:p>
-      <w:pPr>
-        <w:pStyle w:val="ImageCaption"/>
-      </w:pPr>
-    </w:p>
-    <w:p>
-      <w:pPr>
-        <w:pStyle w:val="ImageCaption"/>
-      </w:pPr>
-      <w:r>
-        <w:t xml:space="preserve">(OPTION 1) </w:t>
-      </w:r>
-      <w:r>
-        <w:t xml:space="preserve">Figure </w:t>
-      </w:r>
-      <w:r>
-        <w:t>2</w:t>
-      </w:r>
-      <w:r>
-        <w:t>: A timeline of hypothesized pinyon jay re</w:t>
-      </w:r>
-      <w:r>
-        <w:t xml:space="preserve">lationships with pinyon </w:t>
-      </w:r>
-      <w:proofErr w:type="gramStart"/>
-      <w:r>
-        <w:t>pine cone</w:t>
-      </w:r>
-      <w:proofErr w:type="gramEnd"/>
-      <w:r>
-        <w:t xml:space="preserve"> availability</w:t>
-      </w:r>
-      <w:r>
-        <w:t xml:space="preserve">. </w:t>
-      </w:r>
-      <w:r>
-        <w:t xml:space="preserve">We outline three hypotheses driving the temporal relationships between pinyon </w:t>
-      </w:r>
-      <w:r>
-        <w:lastRenderedPageBreak/>
-        <w:t>jay and seed availability, including H1: jays ‘anticipate’ seed availability through utilization of other foods (e.g., acorns, juniper berries) or because they see cones developing in an area; H2: jays ‘</w:t>
-      </w:r>
-      <w:r>
-        <w:t xml:space="preserve">immediately </w:t>
-      </w:r>
-      <w:r>
-        <w:t>respond’ to seed</w:t>
-      </w:r>
-      <w:r>
-        <w:t xml:space="preserve"> production in </w:t>
-      </w:r>
-      <w:r>
-        <w:t>the previous fall and winter</w:t>
-      </w:r>
-      <w:r>
-        <w:t xml:space="preserve"> </w:t>
-      </w:r>
-      <w:r>
-        <w:t xml:space="preserve">by nesting near cache sites the </w:t>
-      </w:r>
-      <w:r>
-        <w:t xml:space="preserve">following spring </w:t>
-      </w:r>
-      <w:r>
-        <w:t>nesting season</w:t>
-      </w:r>
-      <w:r>
-        <w:t xml:space="preserve">, </w:t>
-      </w:r>
-      <w:r>
-        <w:t>and H3: jays have a ‘delayed response’ to seed availability as the young from the caching year enter the breeding population 1.5-2 years later.</w:t>
-      </w:r>
-    </w:p>
-    <w:p>
-      <w:pPr>
-        <w:pStyle w:val="ImageCaption"/>
-      </w:pPr>
-      <w:r>
-        <w:rPr>
-          <w:noProof/>
-          <w14:ligatures w14:val="standardContextual"/>
-        </w:rPr>
-        <w:drawing>
-          <wp:inline distT="0" distB="0" distL="0" distR="0" wp14:anchorId="3BDADB54" wp14:editId="3662AF46">
-            <wp:extent cx="4927600" cy="4800600"/>
-            <wp:effectExtent l="0" t="0" r="0" b="0"/>
-            <wp:docPr id="514929434" name="Picture 2"/>
-            <wp:cNvGraphicFramePr>
-              <a:graphicFrameLocks xmlns:a="http://schemas.openxmlformats.org/drawingml/2006/main" noChangeAspect="1"/>
-            </wp:cNvGraphicFramePr>
-            <a:graphic xmlns:a="http://schemas.openxmlformats.org/drawingml/2006/main">
-              <a:graphicData uri="http://schemas.openxmlformats.org/drawingml/2006/picture">
-                <pic:pic xmlns:pic="http://schemas.openxmlformats.org/drawingml/2006/picture">
-                  <pic:nvPicPr>
-                    <pic:cNvPr id="514929434" name="Picture 514929434"/>
+                    <pic:cNvPr id="775264723" name="Picture 1" descr="A diagram of different seasons&#10;&#10;AI-generated content may be incorrect."/>
                     <pic:cNvPicPr/>
                   </pic:nvPicPr>
                   <pic:blipFill>
@@ -275,7 +313,7 @@
                   <pic:spPr>
                     <a:xfrm>
                       <a:off x="0" y="0"/>
-                      <a:ext cx="4927600" cy="4800600"/>
+                      <a:ext cx="5943600" cy="1856740"/>
                     </a:xfrm>
                     <a:prstGeom prst="rect">
                       <a:avLst/>
@@ -292,11 +330,164 @@
       <w:pPr>
         <w:pStyle w:val="ImageCaption"/>
       </w:pPr>
-      <w:r>
-        <w:t xml:space="preserve">(OPTION 2) Figure 2: The three hypothesized temporal relationships between pinyon jays and pinyon cone availability that we simultaneously tested in our model. We provide a clear description of each hypothesized relationship along with its potential causal mechanisms. </w:t>
-      </w:r>
     </w:p>
-    <w:p/>
+    <w:p>
+      <w:pPr>
+        <w:pStyle w:val="ImageCaption"/>
+      </w:pPr>
+      <w:r>
+        <w:rPr>
+          <w:b/>
+          <w:bCs/>
+        </w:rPr>
+        <w:t xml:space="preserve">Figure </w:t>
+      </w:r>
+      <w:r>
+        <w:rPr>
+          <w:b/>
+          <w:bCs/>
+        </w:rPr>
+        <w:t>2</w:t>
+      </w:r>
+      <w:r>
+        <w:t xml:space="preserve">. </w:t>
+      </w:r>
+      <w:r>
+        <w:t>A timeline of hypothesized</w:t>
+      </w:r>
+      <w:r>
+        <w:t xml:space="preserve"> temporal relationships between </w:t>
+      </w:r>
+      <w:r>
+        <w:t xml:space="preserve">pinyon jay </w:t>
+      </w:r>
+      <w:r>
+        <w:t xml:space="preserve">abundance and </w:t>
+      </w:r>
+      <w:r>
+        <w:t>with pinyon cone availability</w:t>
+      </w:r>
+      <w:r>
+        <w:t xml:space="preserve">. </w:t>
+      </w:r>
+      <w:r>
+        <w:t>Three</w:t>
+      </w:r>
+      <w:r>
+        <w:t xml:space="preserve"> hypotheses </w:t>
+      </w:r>
+      <w:r>
+        <w:t xml:space="preserve">describe how jay abundance in a given focal year (e.g., </w:t>
+      </w:r>
+      <w:r>
+        <w:t>bird in timeline</w:t>
+      </w:r>
+      <w:r>
+        <w:t>) is related to pinyon cone (seed) production in future and past time periods (</w:t>
+      </w:r>
+      <w:r>
+        <w:t>cone icons along timeline</w:t>
+      </w:r>
+      <w:r>
+        <w:t>),</w:t>
+      </w:r>
+      <w:r>
+        <w:t xml:space="preserve"> including H1: jays ‘anticipate’ seed availability through utilization of other food</w:t>
+      </w:r>
+      <w:r>
+        <w:t xml:space="preserve"> resources </w:t>
+      </w:r>
+      <w:r>
+        <w:t xml:space="preserve">(e.g., acorns, juniper berries) </w:t>
+      </w:r>
+      <w:r>
+        <w:t xml:space="preserve">that mature more quickly than  pinyon seeds </w:t>
+      </w:r>
+      <w:r>
+        <w:t xml:space="preserve">or because they see </w:t>
+      </w:r>
+      <w:r>
+        <w:t xml:space="preserve">pinyon </w:t>
+      </w:r>
+      <w:r>
+        <w:t xml:space="preserve">cones developing in an area; H2: jays </w:t>
+      </w:r>
+      <w:r>
+        <w:t xml:space="preserve">respond </w:t>
+      </w:r>
+      <w:r>
+        <w:t>‘</w:t>
+      </w:r>
+      <w:r>
+        <w:t>immediately</w:t>
+      </w:r>
+      <w:r>
+        <w:t xml:space="preserve">’ to </w:t>
+      </w:r>
+      <w:r>
+        <w:t xml:space="preserve">pinyon </w:t>
+      </w:r>
+      <w:r>
+        <w:t>seed</w:t>
+      </w:r>
+      <w:r>
+        <w:t>s produced</w:t>
+      </w:r>
+      <w:r>
+        <w:t xml:space="preserve"> in </w:t>
+      </w:r>
+      <w:r>
+        <w:t>the previous fall and winter</w:t>
+      </w:r>
+      <w:r>
+        <w:t xml:space="preserve"> </w:t>
+      </w:r>
+      <w:r>
+        <w:t xml:space="preserve">by nesting near cache sites the </w:t>
+      </w:r>
+      <w:r>
+        <w:t xml:space="preserve">following spring </w:t>
+      </w:r>
+      <w:r>
+        <w:t>nesting season</w:t>
+      </w:r>
+      <w:r>
+        <w:t>;</w:t>
+      </w:r>
+      <w:r>
+        <w:t xml:space="preserve"> H3: jays have a ‘delayed</w:t>
+      </w:r>
+      <w:r>
+        <w:t>’</w:t>
+      </w:r>
+      <w:r>
+        <w:t xml:space="preserve"> response to seed availability as the young from the caching year enter the breeding population 1.5-2 years later.</w:t>
+      </w:r>
+      <w:r>
+        <w:t xml:space="preserve"> The numerical values along the bottom of the timeline (-3, -2, …, +2) indicate temporal coupling (past, concurrent, future years) between jays and pinyon seeds</w:t>
+      </w:r>
+      <w:r>
+        <w:t>.</w:t>
+      </w:r>
+    </w:p>
+    <w:p>
+      <w:pPr>
+        <w:pStyle w:val="ImageCaption"/>
+      </w:pPr>
+      <w:r>
+        <w:t xml:space="preserve"> </w:t>
+      </w:r>
+    </w:p>
+    <w:p>
+      <w:pPr>
+        <w:sectPr>
+          <w:pgSz w:w="12240" w:h="15840"/>
+          <w:pgMar w:top="1440" w:right="1440" w:bottom="1440" w:left="1440" w:header="720" w:footer="720" w:gutter="0"/>
+          <w:cols w:space="720"/>
+          <w:docGrid w:linePitch="360"/>
+        </w:sectPr>
+      </w:pPr>
+    </w:p>
     <w:p>
       <w:r>
         <w:rPr>
@@ -304,10 +495,10 @@
         </w:rPr>
         <w:lastRenderedPageBreak/>
         <w:drawing>
-          <wp:inline distT="0" distB="0" distL="0" distR="0" wp14:anchorId="68863E57" wp14:editId="596D50F6">
-            <wp:extent cx="5943600" cy="3962400"/>
-            <wp:effectExtent l="0" t="0" r="0" b="0"/>
-            <wp:docPr id="1272354985" name="Picture 2" descr="A graph of a graph showing the effects of covariate&#10;&#10;AI-generated content may be incorrect."/>
+          <wp:inline distT="0" distB="0" distL="0" distR="0" wp14:anchorId="2104E3C6" wp14:editId="3DED281F">
+            <wp:extent cx="5943600" cy="3803650"/>
+            <wp:effectExtent l="0" t="0" r="0" b="6350"/>
+            <wp:docPr id="1566657639" name="Picture 1" descr="A graph showing the effect of a covariate&#10;&#10;AI-generated content may be incorrect."/>
             <wp:cNvGraphicFramePr>
               <a:graphicFrameLocks xmlns:a="http://schemas.openxmlformats.org/drawingml/2006/main" noChangeAspect="1"/>
             </wp:cNvGraphicFramePr>
@@ -315,7 +506,7 @@
               <a:graphicData uri="http://schemas.openxmlformats.org/drawingml/2006/picture">
                 <pic:pic xmlns:pic="http://schemas.openxmlformats.org/drawingml/2006/picture">
                   <pic:nvPicPr>
-                    <pic:cNvPr id="1272354985" name="Picture 2" descr="A graph of a graph showing the effects of covariate&#10;&#10;AI-generated content may be incorrect."/>
+                    <pic:cNvPr id="1566657639" name="Picture 1" descr="A graph showing the effect of a covariate&#10;&#10;AI-generated content may be incorrect."/>
                     <pic:cNvPicPr/>
                   </pic:nvPicPr>
                   <pic:blipFill>
@@ -333,7 +524,7 @@
                   <pic:spPr>
                     <a:xfrm>
                       <a:off x="0" y="0"/>
-                      <a:ext cx="5943600" cy="3962400"/>
+                      <a:ext cx="5943600" cy="3803650"/>
                     </a:xfrm>
                     <a:prstGeom prst="rect">
                       <a:avLst/>
@@ -346,12 +537,96 @@
         </w:drawing>
       </w:r>
     </w:p>
+    <w:p/>
     <w:p>
       <w:pPr>
         <w:pStyle w:val="ImageCaption"/>
       </w:pPr>
       <w:r>
-        <w:t>Figure 3: Covariate effects for all main covariates and their interactions with cones. All covariates were scaled and so their relative magnitudes of effect can be compared. All values represent posterior median and 95% Bayesian Credible Intervals and any covariate ranges that cross the dashed line at zero have no clear effect on pinyon jay abundance.</w:t>
+        <w:rPr>
+          <w:b/>
+          <w:bCs/>
+        </w:rPr>
+        <w:t>Figure 3</w:t>
+      </w:r>
+      <w:r>
+        <w:rPr>
+          <w:b/>
+          <w:bCs/>
+        </w:rPr>
+        <w:t>.</w:t>
+      </w:r>
+      <w:r>
+        <w:t xml:space="preserve"> </w:t>
+      </w:r>
+      <w:r>
+        <w:t xml:space="preserve">Covariate effects for all main </w:t>
+      </w:r>
+      <w:r>
+        <w:t xml:space="preserve">effects </w:t>
+      </w:r>
+      <w:r>
+        <w:t xml:space="preserve">and </w:t>
+      </w:r>
+      <w:r>
+        <w:t xml:space="preserve">all 2-way </w:t>
+      </w:r>
+      <w:r>
+        <w:t xml:space="preserve">interactions </w:t>
+      </w:r>
+      <w:r>
+        <w:t>involving pinyon cone production (“Cones”)</w:t>
+      </w:r>
+      <w:r>
+        <w:t xml:space="preserve">. All covariates were </w:t>
+      </w:r>
+      <w:r>
+        <w:t xml:space="preserve">standardized </w:t>
+      </w:r>
+      <w:r>
+        <w:t>and so the</w:t>
+      </w:r>
+      <w:r>
+        <w:t xml:space="preserve"> effect sizes of the main effects can be compared across covariates</w:t>
+      </w:r>
+      <w:r>
+        <w:t xml:space="preserve">. </w:t>
+      </w:r>
+      <w:r>
+        <w:t xml:space="preserve">Covariate effects are shown as the </w:t>
+      </w:r>
+      <w:r>
+        <w:t xml:space="preserve">posterior median </w:t>
+      </w:r>
+      <w:r>
+        <w:t xml:space="preserve">(filled symbols) </w:t>
+      </w:r>
+      <w:r>
+        <w:t xml:space="preserve">and 95% </w:t>
+      </w:r>
+      <w:r>
+        <w:t>c</w:t>
+      </w:r>
+      <w:r>
+        <w:t xml:space="preserve">redible </w:t>
+      </w:r>
+      <w:r>
+        <w:t xml:space="preserve">interval (CI, whiskers); </w:t>
+      </w:r>
+      <w:r>
+        <w:t xml:space="preserve">any covariate </w:t>
+      </w:r>
+      <w:r>
+        <w:t xml:space="preserve">effect with a 95% CI </w:t>
+      </w:r>
+      <w:r>
+        <w:t>that cross the dashed line at zero</w:t>
+      </w:r>
+      <w:r>
+        <w:t xml:space="preserve"> indicate that the corresponding covariate or interaction</w:t>
+      </w:r>
+      <w:r>
+        <w:t xml:space="preserve"> have no clear effect on pinyon jay abundance.</w:t>
       </w:r>
     </w:p>
     <w:p>
@@ -370,10 +645,10 @@
         </w:rPr>
         <w:lastRenderedPageBreak/>
         <w:drawing>
-          <wp:inline distT="0" distB="0" distL="0" distR="0" wp14:anchorId="11C7552B" wp14:editId="0DCB7CC7">
-            <wp:extent cx="5689600" cy="3416300"/>
+          <wp:inline distT="0" distB="0" distL="0" distR="0" wp14:anchorId="728D4BBA" wp14:editId="287778C6">
+            <wp:extent cx="5943600" cy="3396615"/>
             <wp:effectExtent l="0" t="0" r="0" b="0"/>
-            <wp:docPr id="616439397" name="Picture 4"/>
+            <wp:docPr id="1634064528" name="Picture 3" descr="A graph of a bird survey&#10;&#10;AI-generated content may be incorrect."/>
             <wp:cNvGraphicFramePr>
               <a:graphicFrameLocks xmlns:a="http://schemas.openxmlformats.org/drawingml/2006/main" noChangeAspect="1"/>
             </wp:cNvGraphicFramePr>
@@ -381,7 +656,7 @@
               <a:graphicData uri="http://schemas.openxmlformats.org/drawingml/2006/picture">
                 <pic:pic xmlns:pic="http://schemas.openxmlformats.org/drawingml/2006/picture">
                   <pic:nvPicPr>
-                    <pic:cNvPr id="616439397" name="Picture 616439397"/>
+                    <pic:cNvPr id="1634064528" name="Picture 3" descr="A graph of a bird survey&#10;&#10;AI-generated content may be incorrect."/>
                     <pic:cNvPicPr/>
                   </pic:nvPicPr>
                   <pic:blipFill>
@@ -399,7 +674,7 @@
                   <pic:spPr>
                     <a:xfrm>
                       <a:off x="0" y="0"/>
-                      <a:ext cx="5689600" cy="3416300"/>
+                      <a:ext cx="5943600" cy="3396615"/>
                     </a:xfrm>
                     <a:prstGeom prst="rect">
                       <a:avLst/>
@@ -417,27 +692,88 @@
         <w:pStyle w:val="ImageCaption"/>
       </w:pPr>
       <w:r>
-        <w:t xml:space="preserve">Figure 4: Importance weights for the years considered for the relationship between pinyon jays and pinyon cone (seed) availability. Colored boxes indicate the three ecological hypotheses about the </w:t>
-      </w:r>
-      <w:proofErr w:type="gramStart"/>
-      <w:r>
-        <w:t>time period</w:t>
-      </w:r>
-      <w:proofErr w:type="gramEnd"/>
-      <w:r>
-        <w:t xml:space="preserve">(s) of the relationship between jays and cones. The dashed line indicates the distinction between the years </w:t>
-      </w:r>
-      <w:r>
-        <w:t>before birds were surveyed</w:t>
-      </w:r>
-      <w:r>
-        <w:t xml:space="preserve"> (left) and years after</w:t>
-      </w:r>
-      <w:r>
-        <w:t xml:space="preserve"> birds were surveyed </w:t>
-      </w:r>
-      <w:r>
-        <w:t>(right).</w:t>
+        <w:rPr>
+          <w:b/>
+          <w:bCs/>
+        </w:rPr>
+        <w:t>Figure 4</w:t>
+      </w:r>
+      <w:r>
+        <w:rPr>
+          <w:b/>
+          <w:bCs/>
+        </w:rPr>
+        <w:t>.</w:t>
+      </w:r>
+      <w:r>
+        <w:t xml:space="preserve"> </w:t>
+      </w:r>
+      <w:r>
+        <w:t xml:space="preserve">Posterior estimates (median and 95% CI) of the importance </w:t>
+      </w:r>
+      <w:r>
+        <w:t xml:space="preserve">weights </w:t>
+      </w:r>
+      <w:r>
+        <w:t>(</w:t>
+      </w:r>
+      <w:r>
+        <w:rPr>
+          <w:i/>
+          <w:iCs/>
+        </w:rPr>
+        <w:t>w</w:t>
+      </w:r>
+      <w:r>
+        <w:t xml:space="preserve"> terms, see equation 5) describing the temporal coupling between pinyon jay abundance and </w:t>
+      </w:r>
+      <w:r>
+        <w:t>pinyon cone (seed) availability</w:t>
+      </w:r>
+      <w:r>
+        <w:t xml:space="preserve"> (see Figure 2)</w:t>
+      </w:r>
+      <w:r>
+        <w:t xml:space="preserve">. Colored boxes indicate </w:t>
+      </w:r>
+      <w:r>
+        <w:t xml:space="preserve">time periods that align with </w:t>
+      </w:r>
+      <w:r>
+        <w:t xml:space="preserve">the three ecological hypotheses </w:t>
+      </w:r>
+      <w:r>
+        <w:t xml:space="preserve">describing an anticipatory (H1), immediate (H2), and </w:t>
+      </w:r>
+      <w:r>
+        <w:t>delayed</w:t>
+      </w:r>
+      <w:r>
+        <w:t xml:space="preserve"> (H3) response of jays to pinyon seed availability. </w:t>
+      </w:r>
+      <w:r>
+        <w:t xml:space="preserve">The </w:t>
+      </w:r>
+      <w:r>
+        <w:t xml:space="preserve">dotted vertical </w:t>
+      </w:r>
+      <w:r>
+        <w:t xml:space="preserve">line </w:t>
+      </w:r>
+      <w:r>
+        <w:t>separates</w:t>
+      </w:r>
+      <w:r>
+        <w:t xml:space="preserve"> </w:t>
+      </w:r>
+      <w:r>
+        <w:t xml:space="preserve">periods that align with </w:t>
+      </w:r>
+      <w:r>
+        <w:t>birds responding to past cone availability (left of the dotted line; H2 and H3) versus periods associated with birds responding to future seed availability (right of dotted line; H1)</w:t>
+      </w:r>
+      <w:r>
+        <w:t>.</w:t>
       </w:r>
     </w:p>
     <w:p>
@@ -445,7 +781,6 @@
         <w:pStyle w:val="ImageCaption"/>
       </w:pPr>
     </w:p>
-    <w:p/>
     <w:p>
       <w:r>
         <w:rPr>
@@ -453,10 +788,10 @@
         </w:rPr>
         <w:lastRenderedPageBreak/>
         <w:drawing>
-          <wp:inline distT="0" distB="0" distL="0" distR="0" wp14:anchorId="1DBF222B" wp14:editId="4A69C015">
+          <wp:inline distT="0" distB="0" distL="0" distR="0" wp14:anchorId="1C592E0E" wp14:editId="0AC39EAA">
             <wp:extent cx="5943600" cy="4572000"/>
             <wp:effectExtent l="0" t="0" r="0" b="0"/>
-            <wp:docPr id="706659845" name="Picture 4" descr="A diagram of different temperature levels&#10;&#10;AI-generated content may be incorrect."/>
+            <wp:docPr id="1746754773" name="Picture 1" descr="A collage of different colored graphs&#10;&#10;AI-generated content may be incorrect."/>
             <wp:cNvGraphicFramePr>
               <a:graphicFrameLocks xmlns:a="http://schemas.openxmlformats.org/drawingml/2006/main" noChangeAspect="1"/>
             </wp:cNvGraphicFramePr>
@@ -464,7 +799,7 @@
               <a:graphicData uri="http://schemas.openxmlformats.org/drawingml/2006/picture">
                 <pic:pic xmlns:pic="http://schemas.openxmlformats.org/drawingml/2006/picture">
                   <pic:nvPicPr>
-                    <pic:cNvPr id="706659845" name="Picture 4" descr="A diagram of different temperature levels&#10;&#10;AI-generated content may be incorrect."/>
+                    <pic:cNvPr id="1746754773" name="Picture 1" descr="A collage of different colored graphs&#10;&#10;AI-generated content may be incorrect."/>
                     <pic:cNvPicPr/>
                   </pic:nvPicPr>
                   <pic:blipFill>
@@ -495,12 +830,90 @@
         </w:drawing>
       </w:r>
     </w:p>
+    <w:p/>
     <w:p>
       <w:pPr>
         <w:pStyle w:val="ImageCaption"/>
       </w:pPr>
       <w:r>
-        <w:t xml:space="preserve">Figure 5: Interaction plots for the four covariates with significant interactive effects with cone (seed) availability, including: a) precipitation, b) maximum temperature, c) </w:t>
+        <w:rPr>
+          <w:b/>
+          <w:bCs/>
+        </w:rPr>
+        <w:t>Figure 5</w:t>
+      </w:r>
+      <w:r>
+        <w:rPr>
+          <w:b/>
+          <w:bCs/>
+        </w:rPr>
+        <w:t>.</w:t>
+      </w:r>
+      <w:r>
+        <w:t xml:space="preserve"> </w:t>
+      </w:r>
+      <w:r>
+        <w:t xml:space="preserve">Interaction plots for the four covariates </w:t>
+      </w:r>
+      <w:r>
+        <w:t xml:space="preserve">that </w:t>
+      </w:r>
+      <w:r>
+        <w:t>significant</w:t>
+      </w:r>
+      <w:r>
+        <w:t>ly</w:t>
+      </w:r>
+      <w:r>
+        <w:t xml:space="preserve"> interact</w:t>
+      </w:r>
+      <w:r>
+        <w:t>ed</w:t>
+      </w:r>
+      <w:r>
+        <w:t xml:space="preserve"> with </w:t>
+      </w:r>
+      <w:r>
+        <w:t xml:space="preserve">pinyon </w:t>
+      </w:r>
+      <w:r>
+        <w:t>cone (seed) availability</w:t>
+      </w:r>
+      <w:r>
+        <w:t xml:space="preserve"> to influence pinyon jay abundance (see Figure 3)</w:t>
+      </w:r>
+      <w:r>
+        <w:t xml:space="preserve">, including: </w:t>
+      </w:r>
+      <w:r>
+        <w:rPr>
+          <w:b/>
+          <w:bCs/>
+        </w:rPr>
+        <w:t>a)</w:t>
+      </w:r>
+      <w:r>
+        <w:t xml:space="preserve"> precipitation, </w:t>
+      </w:r>
+      <w:r>
+        <w:rPr>
+          <w:b/>
+          <w:bCs/>
+        </w:rPr>
+        <w:t xml:space="preserve">b) </w:t>
+      </w:r>
+      <w:r>
+        <w:t xml:space="preserve">maximum temperature, </w:t>
+      </w:r>
+      <w:r>
+        <w:rPr>
+          <w:b/>
+          <w:bCs/>
+        </w:rPr>
+        <w:t>c)</w:t>
+      </w:r>
+      <w:r>
+        <w:t xml:space="preserve"> </w:t>
       </w:r>
       <w:proofErr w:type="spellStart"/>
       <w:r>
@@ -508,13 +921,71 @@
       </w:r>
       <w:proofErr w:type="spellEnd"/>
       <w:r>
-        <w:t>, and d) pinyon basal area. Darker pink/red color corresponds to a greater number of birds in that combination of covariates. Black circles represent</w:t>
+        <w:t xml:space="preserve">, and </w:t>
+      </w:r>
+      <w:r>
+        <w:rPr>
+          <w:b/>
+          <w:bCs/>
+        </w:rPr>
+        <w:t>d)</w:t>
+      </w:r>
+      <w:r>
+        <w:t xml:space="preserve"> pinyon basal area. </w:t>
+      </w:r>
+      <w:r>
+        <w:t xml:space="preserve">The contour lines and color (pink) intensity denote the predicted number of birds per hectare, where darker </w:t>
+      </w:r>
+      <w:r>
+        <w:t>pink/</w:t>
+      </w:r>
+      <w:r>
+        <w:t xml:space="preserve">magenta </w:t>
+      </w:r>
+      <w:r>
+        <w:t>color</w:t>
+      </w:r>
+      <w:r>
+        <w:t>s</w:t>
+      </w:r>
+      <w:r>
+        <w:t xml:space="preserve"> correspond to a greater number of birds </w:t>
+      </w:r>
+      <w:r>
+        <w:t xml:space="preserve">associated with </w:t>
+      </w:r>
+      <w:r>
+        <w:t>that combination of covariates. Black circles represent</w:t>
       </w:r>
       <w:r>
         <w:t xml:space="preserve"> a random sample of </w:t>
       </w:r>
       <w:r>
-        <w:t>the observed data.</w:t>
+        <w:t>the observed</w:t>
+      </w:r>
+      <w:r>
+        <w:t xml:space="preserve"> covariate</w:t>
+      </w:r>
+      <w:r>
+        <w:t xml:space="preserve"> data</w:t>
+      </w:r>
+      <w:r>
+        <w:t xml:space="preserve">, and the pink shading is trimmed to exclude covariate values that were not represented in the </w:t>
+      </w:r>
+      <w:commentRangeStart w:id="1"/>
+      <w:r>
+        <w:t>data</w:t>
+      </w:r>
+      <w:r>
+        <w:t>.</w:t>
+      </w:r>
+      <w:commentRangeEnd w:id="1"/>
+      <w:r>
+        <w:rPr>
+          <w:rStyle w:val="CommentReference"/>
+          <w:rFonts w:asciiTheme="minorHAnsi" w:hAnsiTheme="minorHAnsi"/>
+        </w:rPr>
+        <w:commentReference w:id="1"/>
       </w:r>
     </w:p>
     <w:p/>
@@ -526,6 +997,180 @@
     </w:sectPr>
   </w:body>
 </w:document>
+</file>
+
+<file path=word/comments.xml><?xml version="1.0" encoding="utf-8"?>
+<w:comments xmlns:wpc="http://schemas.microsoft.com/office/word/2010/wordprocessingCanvas" xmlns:cx="http://schemas.microsoft.com/office/drawing/2014/chartex" xmlns:cx1="http://schemas.microsoft.com/office/drawing/2015/9/8/chartex" xmlns:cx2="http://schemas.microsoft.com/office/drawing/2015/10/21/chartex" xmlns:cx3="http://schemas.microsoft.com/office/drawing/2016/5/9/chartex" xmlns:cx4="http://schemas.microsoft.com/office/drawing/2016/5/10/chartex" xmlns:cx5="http://schemas.microsoft.com/office/drawing/2016/5/11/chartex" xmlns:cx6="http://schemas.microsoft.com/office/drawing/2016/5/12/chartex" xmlns:cx7="http://schemas.microsoft.com/office/drawing/2016/5/13/chartex" xmlns:cx8="http://schemas.microsoft.com/office/drawing/2016/5/14/chartex" xmlns:mc="http://schemas.openxmlformats.org/markup-compatibility/2006" xmlns:aink="http://schemas.microsoft.com/office/drawing/2016/ink" xmlns:am3d="http://schemas.microsoft.com/office/drawing/2017/model3d" xmlns:o="urn:schemas-microsoft-com:office:office" xmlns:oel="http://schemas.microsoft.com/office/2019/extlst" xmlns:r="http://schemas.openxmlformats.org/officeDocument/2006/relationships" xmlns:m="http://schemas.openxmlformats.org/officeDocument/2006/math" xmlns:v="urn:schemas-microsoft-com:vml" xmlns:wp14="http://schemas.microsoft.com/office/word/2010/wordprocessingDrawing" xmlns:wp="http://schemas.openxmlformats.org/drawingml/2006/wordprocessingDrawing" xmlns:w10="urn:schemas-microsoft-com:office:word" xmlns:w="http://schemas.openxmlformats.org/wordprocessingml/2006/main" xmlns:w14="http://schemas.microsoft.com/office/word/2010/wordml" xmlns:w15="http://schemas.microsoft.com/office/word/2012/wordml" xmlns:w16cex="http://schemas.microsoft.com/office/word/2018/wordml/cex" xmlns:w16cid="http://schemas.microsoft.com/office/word/2016/wordml/cid" xmlns:w16="http://schemas.microsoft.com/office/word/2018/wordml" xmlns:w16du="http://schemas.microsoft.com/office/word/2023/wordml/word16du" xmlns:w16sdtdh="http://schemas.microsoft.com/office/word/2020/wordml/sdtdatahash" xmlns:w16sdtfl="http://schemas.microsoft.com/office/word/2024/wordml/sdtformatlock" xmlns:w16se="http://schemas.microsoft.com/office/word/2015/wordml/symex" xmlns:wpg="http://schemas.microsoft.com/office/word/2010/wordprocessingGroup" xmlns:wpi="http://schemas.microsoft.com/office/word/2010/wordprocessingInk" xmlns:wne="http://schemas.microsoft.com/office/word/2006/wordml" xmlns:wps="http://schemas.microsoft.com/office/word/2010/wordprocessingShape" mc:Ignorable="w14 w15 w16se w16cid w16 w16cex w16sdtdh w16sdtfl w16du wp14">
+  <w:comment w:id="1" w:author="Ana Miller-ter Kuile" w:date="2025-10-22T15:16:00Z" w:initials="AM">
+    <w:p>
+      <w:r>
+        <w:rPr>
+          <w:rStyle w:val="CommentReference"/>
+        </w:rPr>
+        <w:annotationRef/>
+      </w:r>
+      <w:r>
+        <w:rPr>
+          <w:kern w:val="0"/>
+          <w:sz w:val="20"/>
+          <w:szCs w:val="20"/>
+          <w14:ligatures w14:val="none"/>
+        </w:rPr>
+        <w:t>PNAS says four figures is ideal - this seems like the one we could move to the supplement, or could combine it with the covariate plot (figure 3)?</w:t>
+      </w:r>
+    </w:p>
+  </w:comment>
+</w:comments>
+</file>
+
+<file path=word/commentsExtended.xml><?xml version="1.0" encoding="utf-8"?>
+<w15:commentsEx xmlns:wpc="http://schemas.microsoft.com/office/word/2010/wordprocessingCanvas" xmlns:cx="http://schemas.microsoft.com/office/drawing/2014/chartex" xmlns:cx1="http://schemas.microsoft.com/office/drawing/2015/9/8/chartex" xmlns:cx2="http://schemas.microsoft.com/office/drawing/2015/10/21/chartex" xmlns:cx3="http://schemas.microsoft.com/office/drawing/2016/5/9/chartex" xmlns:cx4="http://schemas.microsoft.com/office/drawing/2016/5/10/chartex" xmlns:cx5="http://schemas.microsoft.com/office/drawing/2016/5/11/chartex" xmlns:cx6="http://schemas.microsoft.com/office/drawing/2016/5/12/chartex" xmlns:cx7="http://schemas.microsoft.com/office/drawing/2016/5/13/chartex" xmlns:cx8="http://schemas.microsoft.com/office/drawing/2016/5/14/chartex" xmlns:mc="http://schemas.openxmlformats.org/markup-compatibility/2006" xmlns:aink="http://schemas.microsoft.com/office/drawing/2016/ink" xmlns:am3d="http://schemas.microsoft.com/office/drawing/2017/model3d" xmlns:o="urn:schemas-microsoft-com:office:office" xmlns:oel="http://schemas.microsoft.com/office/2019/extlst" xmlns:r="http://schemas.openxmlformats.org/officeDocument/2006/relationships" xmlns:m="http://schemas.openxmlformats.org/officeDocument/2006/math" xmlns:v="urn:schemas-microsoft-com:vml" xmlns:wp14="http://schemas.microsoft.com/office/word/2010/wordprocessingDrawing" xmlns:wp="http://schemas.openxmlformats.org/drawingml/2006/wordprocessingDrawing" xmlns:w10="urn:schemas-microsoft-com:office:word" xmlns:w="http://schemas.openxmlformats.org/wordprocessingml/2006/main" xmlns:w14="http://schemas.microsoft.com/office/word/2010/wordml" xmlns:w15="http://schemas.microsoft.com/office/word/2012/wordml" xmlns:w16cex="http://schemas.microsoft.com/office/word/2018/wordml/cex" xmlns:w16cid="http://schemas.microsoft.com/office/word/2016/wordml/cid" xmlns:w16="http://schemas.microsoft.com/office/word/2018/wordml" xmlns:w16du="http://schemas.microsoft.com/office/word/2023/wordml/word16du" xmlns:w16sdtdh="http://schemas.microsoft.com/office/word/2020/wordml/sdtdatahash" xmlns:w16sdtfl="http://schemas.microsoft.com/office/word/2024/wordml/sdtformatlock" xmlns:w16se="http://schemas.microsoft.com/office/word/2015/wordml/symex" xmlns:wpg="http://schemas.microsoft.com/office/word/2010/wordprocessingGroup" xmlns:wpi="http://schemas.microsoft.com/office/word/2010/wordprocessingInk" xmlns:wne="http://schemas.microsoft.com/office/word/2006/wordml" xmlns:wps="http://schemas.microsoft.com/office/word/2010/wordprocessingShape" mc:Ignorable="w14 w15 w16se w16cid w16 w16cex w16sdtdh w16sdtfl w16du wp14">
+  <w15:commentEx w15:paraId="157377EF" w15:done="0"/>
+</w15:commentsEx>
+</file>
+
+<file path=word/commentsExtensible.xml><?xml version="1.0" encoding="utf-8"?>
+<w16cex:commentsExtensible xmlns:wpc="http://schemas.microsoft.com/office/word/2010/wordprocessingCanvas" xmlns:cx="http://schemas.microsoft.com/office/drawing/2014/chartex" xmlns:cx1="http://schemas.microsoft.com/office/drawing/2015/9/8/chartex" xmlns:cx2="http://schemas.microsoft.com/office/drawing/2015/10/21/chartex" xmlns:cx3="http://schemas.microsoft.com/office/drawing/2016/5/9/chartex" xmlns:cx4="http://schemas.microsoft.com/office/drawing/2016/5/10/chartex" xmlns:cx5="http://schemas.microsoft.com/office/drawing/2016/5/11/chartex" xmlns:cx6="http://schemas.microsoft.com/office/drawing/2016/5/12/chartex" xmlns:cx7="http://schemas.microsoft.com/office/drawing/2016/5/13/chartex" xmlns:cx8="http://schemas.microsoft.com/office/drawing/2016/5/14/chartex" xmlns:cr="http://schemas.microsoft.com/office/comments/2020/reactions" xmlns:mc="http://schemas.openxmlformats.org/markup-compatibility/2006" xmlns:aink="http://schemas.microsoft.com/office/drawing/2016/ink" xmlns:am3d="http://schemas.microsoft.com/office/drawing/2017/model3d" xmlns:o="urn:schemas-microsoft-com:office:office" xmlns:oel="http://schemas.microsoft.com/office/2019/extlst" xmlns:r="http://schemas.openxmlformats.org/officeDocument/2006/relationships" xmlns:m="http://schemas.openxmlformats.org/officeDocument/2006/math" xmlns:v="urn:schemas-microsoft-com:vml" xmlns:wp14="http://schemas.microsoft.com/office/word/2010/wordprocessingDrawing" xmlns:wp="http://schemas.openxmlformats.org/drawingml/2006/wordprocessingDrawing" xmlns:w10="urn:schemas-microsoft-com:office:word" xmlns:w="http://schemas.openxmlformats.org/wordprocessingml/2006/main" xmlns:w14="http://schemas.microsoft.com/office/word/2010/wordml" xmlns:w15="http://schemas.microsoft.com/office/word/2012/wordml" xmlns:w16cex="http://schemas.microsoft.com/office/word/2018/wordml/cex" xmlns:w16cid="http://schemas.microsoft.com/office/word/2016/wordml/cid" xmlns:w16="http://schemas.microsoft.com/office/word/2018/wordml" xmlns:w16du="http://schemas.microsoft.com/office/word/2023/wordml/word16du" xmlns:w16sdtdh="http://schemas.microsoft.com/office/word/2020/wordml/sdtdatahash" xmlns:w16sdtfl="http://schemas.microsoft.com/office/word/2024/wordml/sdtformatlock" xmlns:w16se="http://schemas.microsoft.com/office/word/2015/wordml/symex" xmlns:wpg="http://schemas.microsoft.com/office/word/2010/wordprocessingGroup" xmlns:wpi="http://schemas.microsoft.com/office/word/2010/wordprocessingInk" xmlns:wne="http://schemas.microsoft.com/office/word/2006/wordml" xmlns:wps="http://schemas.microsoft.com/office/word/2010/wordprocessingShape" mc:Ignorable="w14 w15 w16se w16cid w16 w16cex w16sdtdh w16sdtfl cr w16du wp14">
+  <w16cex:commentExtensible w16cex:durableId="6AC7DFE9" w16cex:dateUtc="2025-10-22T22:16:00Z"/>
+</w16cex:commentsExtensible>
+</file>
+
+<file path=word/commentsIds.xml><?xml version="1.0" encoding="utf-8"?>
+<w16cid:commentsIds xmlns:wpc="http://schemas.microsoft.com/office/word/2010/wordprocessingCanvas" xmlns:cx="http://schemas.microsoft.com/office/drawing/2014/chartex" xmlns:cx1="http://schemas.microsoft.com/office/drawing/2015/9/8/chartex" xmlns:cx2="http://schemas.microsoft.com/office/drawing/2015/10/21/chartex" xmlns:cx3="http://schemas.microsoft.com/office/drawing/2016/5/9/chartex" xmlns:cx4="http://schemas.microsoft.com/office/drawing/2016/5/10/chartex" xmlns:cx5="http://schemas.microsoft.com/office/drawing/2016/5/11/chartex" xmlns:cx6="http://schemas.microsoft.com/office/drawing/2016/5/12/chartex" xmlns:cx7="http://schemas.microsoft.com/office/drawing/2016/5/13/chartex" xmlns:cx8="http://schemas.microsoft.com/office/drawing/2016/5/14/chartex" xmlns:mc="http://schemas.openxmlformats.org/markup-compatibility/2006" xmlns:aink="http://schemas.microsoft.com/office/drawing/2016/ink" xmlns:am3d="http://schemas.microsoft.com/office/drawing/2017/model3d" xmlns:o="urn:schemas-microsoft-com:office:office" xmlns:oel="http://schemas.microsoft.com/office/2019/extlst" xmlns:r="http://schemas.openxmlformats.org/officeDocument/2006/relationships" xmlns:m="http://schemas.openxmlformats.org/officeDocument/2006/math" xmlns:v="urn:schemas-microsoft-com:vml" xmlns:wp14="http://schemas.microsoft.com/office/word/2010/wordprocessingDrawing" xmlns:wp="http://schemas.openxmlformats.org/drawingml/2006/wordprocessingDrawing" xmlns:w10="urn:schemas-microsoft-com:office:word" xmlns:w="http://schemas.openxmlformats.org/wordprocessingml/2006/main" xmlns:w14="http://schemas.microsoft.com/office/word/2010/wordml" xmlns:w15="http://schemas.microsoft.com/office/word/2012/wordml" xmlns:w16cex="http://schemas.microsoft.com/office/word/2018/wordml/cex" xmlns:w16cid="http://schemas.microsoft.com/office/word/2016/wordml/cid" xmlns:w16="http://schemas.microsoft.com/office/word/2018/wordml" xmlns:w16du="http://schemas.microsoft.com/office/word/2023/wordml/word16du" xmlns:w16sdtdh="http://schemas.microsoft.com/office/word/2020/wordml/sdtdatahash" xmlns:w16sdtfl="http://schemas.microsoft.com/office/word/2024/wordml/sdtformatlock" xmlns:w16se="http://schemas.microsoft.com/office/word/2015/wordml/symex" xmlns:wpg="http://schemas.microsoft.com/office/word/2010/wordprocessingGroup" xmlns:wpi="http://schemas.microsoft.com/office/word/2010/wordprocessingInk" xmlns:wne="http://schemas.microsoft.com/office/word/2006/wordml" xmlns:wps="http://schemas.microsoft.com/office/word/2010/wordprocessingShape" mc:Ignorable="w14 w15 w16se w16cid w16 w16cex w16sdtdh w16sdtfl w16du wp14">
+  <w16cid:commentId w16cid:paraId="157377EF" w16cid:durableId="6AC7DFE9"/>
+</w16cid:commentsIds>
+</file>
+
+<file path=word/numbering.xml><?xml version="1.0" encoding="utf-8"?>
+<w:numbering xmlns:wpc="http://schemas.microsoft.com/office/word/2010/wordprocessingCanvas" xmlns:cx="http://schemas.microsoft.com/office/drawing/2014/chartex" xmlns:cx1="http://schemas.microsoft.com/office/drawing/2015/9/8/chartex" xmlns:cx2="http://schemas.microsoft.com/office/drawing/2015/10/21/chartex" xmlns:cx3="http://schemas.microsoft.com/office/drawing/2016/5/9/chartex" xmlns:cx4="http://schemas.microsoft.com/office/drawing/2016/5/10/chartex" xmlns:cx5="http://schemas.microsoft.com/office/drawing/2016/5/11/chartex" xmlns:cx6="http://schemas.microsoft.com/office/drawing/2016/5/12/chartex" xmlns:cx7="http://schemas.microsoft.com/office/drawing/2016/5/13/chartex" xmlns:cx8="http://schemas.microsoft.com/office/drawing/2016/5/14/chartex" xmlns:mc="http://schemas.openxmlformats.org/markup-compatibility/2006" xmlns:aink="http://schemas.microsoft.com/office/drawing/2016/ink" xmlns:am3d="http://schemas.microsoft.com/office/drawing/2017/model3d" xmlns:o="urn:schemas-microsoft-com:office:office" xmlns:oel="http://schemas.microsoft.com/office/2019/extlst" xmlns:r="http://schemas.openxmlformats.org/officeDocument/2006/relationships" xmlns:m="http://schemas.openxmlformats.org/officeDocument/2006/math" xmlns:v="urn:schemas-microsoft-com:vml" xmlns:wp14="http://schemas.microsoft.com/office/word/2010/wordprocessingDrawing" xmlns:wp="http://schemas.openxmlformats.org/drawingml/2006/wordprocessingDrawing" xmlns:w10="urn:schemas-microsoft-com:office:word" xmlns:w="http://schemas.openxmlformats.org/wordprocessingml/2006/main" xmlns:w14="http://schemas.microsoft.com/office/word/2010/wordml" xmlns:w15="http://schemas.microsoft.com/office/word/2012/wordml" xmlns:w16cex="http://schemas.microsoft.com/office/word/2018/wordml/cex" xmlns:w16cid="http://schemas.microsoft.com/office/word/2016/wordml/cid" xmlns:w16="http://schemas.microsoft.com/office/word/2018/wordml" xmlns:w16du="http://schemas.microsoft.com/office/word/2023/wordml/word16du" xmlns:w16sdtdh="http://schemas.microsoft.com/office/word/2020/wordml/sdtdatahash" xmlns:w16sdtfl="http://schemas.microsoft.com/office/word/2024/wordml/sdtformatlock" xmlns:w16se="http://schemas.microsoft.com/office/word/2015/wordml/symex" xmlns:wpg="http://schemas.microsoft.com/office/word/2010/wordprocessingGroup" xmlns:wpi="http://schemas.microsoft.com/office/word/2010/wordprocessingInk" xmlns:wne="http://schemas.microsoft.com/office/word/2006/wordml" xmlns:wps="http://schemas.microsoft.com/office/word/2010/wordprocessingShape" mc:Ignorable="w14 w15 w16se w16cid w16 w16cex w16sdtdh w16sdtfl w16du wp14">
+  <w:abstractNum w:abstractNumId="0" w15:restartNumberingAfterBreak="0">
+    <w:nsid w:val="63921D13"/>
+    <w:multiLevelType w:val="hybridMultilevel"/>
+    <w:tmpl w:val="4232CA30"/>
+    <w:lvl w:ilvl="0" w:tplc="0AC0C916">
+      <w:start w:val="1"/>
+      <w:numFmt w:val="bullet"/>
+      <w:lvlText w:val=""/>
+      <w:lvlJc w:val="left"/>
+      <w:pPr>
+        <w:ind w:left="1020" w:hanging="360"/>
+      </w:pPr>
+      <w:rPr>
+        <w:rFonts w:ascii="Symbol" w:hAnsi="Symbol"/>
+      </w:rPr>
+    </w:lvl>
+    <w:lvl w:ilvl="1" w:tplc="D45EA3FA">
+      <w:start w:val="1"/>
+      <w:numFmt w:val="bullet"/>
+      <w:lvlText w:val=""/>
+      <w:lvlJc w:val="left"/>
+      <w:pPr>
+        <w:ind w:left="1020" w:hanging="360"/>
+      </w:pPr>
+      <w:rPr>
+        <w:rFonts w:ascii="Symbol" w:hAnsi="Symbol"/>
+      </w:rPr>
+    </w:lvl>
+    <w:lvl w:ilvl="2" w:tplc="29B66EBA">
+      <w:start w:val="1"/>
+      <w:numFmt w:val="bullet"/>
+      <w:lvlText w:val=""/>
+      <w:lvlJc w:val="left"/>
+      <w:pPr>
+        <w:ind w:left="1020" w:hanging="360"/>
+      </w:pPr>
+      <w:rPr>
+        <w:rFonts w:ascii="Symbol" w:hAnsi="Symbol"/>
+      </w:rPr>
+    </w:lvl>
+    <w:lvl w:ilvl="3" w:tplc="44A83A6C">
+      <w:start w:val="1"/>
+      <w:numFmt w:val="bullet"/>
+      <w:lvlText w:val=""/>
+      <w:lvlJc w:val="left"/>
+      <w:pPr>
+        <w:ind w:left="1020" w:hanging="360"/>
+      </w:pPr>
+      <w:rPr>
+        <w:rFonts w:ascii="Symbol" w:hAnsi="Symbol"/>
+      </w:rPr>
+    </w:lvl>
+    <w:lvl w:ilvl="4" w:tplc="BD141F6E">
+      <w:start w:val="1"/>
+      <w:numFmt w:val="bullet"/>
+      <w:lvlText w:val=""/>
+      <w:lvlJc w:val="left"/>
+      <w:pPr>
+        <w:ind w:left="1020" w:hanging="360"/>
+      </w:pPr>
+      <w:rPr>
+        <w:rFonts w:ascii="Symbol" w:hAnsi="Symbol"/>
+      </w:rPr>
+    </w:lvl>
+    <w:lvl w:ilvl="5" w:tplc="16BEDE4E">
+      <w:start w:val="1"/>
+      <w:numFmt w:val="bullet"/>
+      <w:lvlText w:val=""/>
+      <w:lvlJc w:val="left"/>
+      <w:pPr>
+        <w:ind w:left="1020" w:hanging="360"/>
+      </w:pPr>
+      <w:rPr>
+        <w:rFonts w:ascii="Symbol" w:hAnsi="Symbol"/>
+      </w:rPr>
+    </w:lvl>
+    <w:lvl w:ilvl="6" w:tplc="11FAE112">
+      <w:start w:val="1"/>
+      <w:numFmt w:val="bullet"/>
+      <w:lvlText w:val=""/>
+      <w:lvlJc w:val="left"/>
+      <w:pPr>
+        <w:ind w:left="1020" w:hanging="360"/>
+      </w:pPr>
+      <w:rPr>
+        <w:rFonts w:ascii="Symbol" w:hAnsi="Symbol"/>
+      </w:rPr>
+    </w:lvl>
+    <w:lvl w:ilvl="7" w:tplc="2CFE6B36">
+      <w:start w:val="1"/>
+      <w:numFmt w:val="bullet"/>
+      <w:lvlText w:val=""/>
+      <w:lvlJc w:val="left"/>
+      <w:pPr>
+        <w:ind w:left="1020" w:hanging="360"/>
+      </w:pPr>
+      <w:rPr>
+        <w:rFonts w:ascii="Symbol" w:hAnsi="Symbol"/>
+      </w:rPr>
+    </w:lvl>
+    <w:lvl w:ilvl="8" w:tplc="62721598">
+      <w:start w:val="1"/>
+      <w:numFmt w:val="bullet"/>
+      <w:lvlText w:val=""/>
+      <w:lvlJc w:val="left"/>
+      <w:pPr>
+        <w:ind w:left="1020" w:hanging="360"/>
+      </w:pPr>
+      <w:rPr>
+        <w:rFonts w:ascii="Symbol" w:hAnsi="Symbol"/>
+      </w:rPr>
+    </w:lvl>
+  </w:abstractNum>
+  <w:num w:numId="1" w16cid:durableId="1641114888">
+    <w:abstractNumId w:val="0"/>
+  </w:num>
+</w:numbering>
+</file>
+
+<file path=word/people.xml><?xml version="1.0" encoding="utf-8"?>
+<w15:people xmlns:wpc="http://schemas.microsoft.com/office/word/2010/wordprocessingCanvas" xmlns:cx="http://schemas.microsoft.com/office/drawing/2014/chartex" xmlns:cx1="http://schemas.microsoft.com/office/drawing/2015/9/8/chartex" xmlns:cx2="http://schemas.microsoft.com/office/drawing/2015/10/21/chartex" xmlns:cx3="http://schemas.microsoft.com/office/drawing/2016/5/9/chartex" xmlns:cx4="http://schemas.microsoft.com/office/drawing/2016/5/10/chartex" xmlns:cx5="http://schemas.microsoft.com/office/drawing/2016/5/11/chartex" xmlns:cx6="http://schemas.microsoft.com/office/drawing/2016/5/12/chartex" xmlns:cx7="http://schemas.microsoft.com/office/drawing/2016/5/13/chartex" xmlns:cx8="http://schemas.microsoft.com/office/drawing/2016/5/14/chartex" xmlns:mc="http://schemas.openxmlformats.org/markup-compatibility/2006" xmlns:aink="http://schemas.microsoft.com/office/drawing/2016/ink" xmlns:am3d="http://schemas.microsoft.com/office/drawing/2017/model3d" xmlns:o="urn:schemas-microsoft-com:office:office" xmlns:oel="http://schemas.microsoft.com/office/2019/extlst" xmlns:r="http://schemas.openxmlformats.org/officeDocument/2006/relationships" xmlns:m="http://schemas.openxmlformats.org/officeDocument/2006/math" xmlns:v="urn:schemas-microsoft-com:vml" xmlns:wp14="http://schemas.microsoft.com/office/word/2010/wordprocessingDrawing" xmlns:wp="http://schemas.openxmlformats.org/drawingml/2006/wordprocessingDrawing" xmlns:w10="urn:schemas-microsoft-com:office:word" xmlns:w="http://schemas.openxmlformats.org/wordprocessingml/2006/main" xmlns:w14="http://schemas.microsoft.com/office/word/2010/wordml" xmlns:w15="http://schemas.microsoft.com/office/word/2012/wordml" xmlns:w16cex="http://schemas.microsoft.com/office/word/2018/wordml/cex" xmlns:w16cid="http://schemas.microsoft.com/office/word/2016/wordml/cid" xmlns:w16="http://schemas.microsoft.com/office/word/2018/wordml" xmlns:w16du="http://schemas.microsoft.com/office/word/2023/wordml/word16du" xmlns:w16sdtdh="http://schemas.microsoft.com/office/word/2020/wordml/sdtdatahash" xmlns:w16sdtfl="http://schemas.microsoft.com/office/word/2024/wordml/sdtformatlock" xmlns:w16se="http://schemas.microsoft.com/office/word/2015/wordml/symex" xmlns:wpg="http://schemas.microsoft.com/office/word/2010/wordprocessingGroup" xmlns:wpi="http://schemas.microsoft.com/office/word/2010/wordprocessingInk" xmlns:wne="http://schemas.microsoft.com/office/word/2006/wordml" xmlns:wps="http://schemas.microsoft.com/office/word/2010/wordprocessingShape" mc:Ignorable="w14 w15 w16se w16cid w16 w16cex w16sdtdh w16sdtfl w16du wp14">
+  <w15:person w15:author="Kiona Ogle">
+    <w15:presenceInfo w15:providerId="AD" w15:userId="S::Kiona.Ogle@nau.edu::38df18cf-0f00-4a01-bbff-aa9af4ea00e4"/>
+  </w15:person>
+  <w15:person w15:author="Ana Miller-ter Kuile">
+    <w15:presenceInfo w15:providerId="AD" w15:userId="S::Ana.Miller-ter-Kuile@nau.edu::f05f7ea4-c99a-402b-8c05-7689738ab6c0"/>
+  </w15:person>
+</w15:people>
 </file>
 
 <file path=word/styles.xml><?xml version="1.0" encoding="utf-8"?>
